--- a/public/assets/template/docx/surat_validasi_bapel_jamkesos.docx
+++ b/public/assets/template/docx/surat_validasi_bapel_jamkesos.docx
@@ -35,7 +35,7 @@
           <w:b/>
           <w:bCs/>
         </w:rPr>
-        <w:t xml:space="preserve">$PERTANYAAN21</w:t>
+        <w:t xml:space="preserve">${PERTANYAAN21}</w:t>
       </w:r>
       <w:r>
         <w:t xml:space="preserve"> </w:t>
@@ -62,7 +62,7 @@
           <w:b/>
           <w:bCs/>
         </w:rPr>
-        <w:t xml:space="preserve">$PERTANYAAN22</w:t>
+        <w:t xml:space="preserve">${PERTANYAAN22}</w:t>
       </w:r>
       <w:r>
         <w:t xml:space="preserve"> </w:t>
@@ -89,13 +89,13 @@
           <w:b/>
           <w:bCs/>
         </w:rPr>
-        <w:t xml:space="preserve">$PERTANYAAN23</w:t>
+        <w:t xml:space="preserve">${PERTANYAAN23}</w:t>
       </w:r>
       <w:r>
         <w:t xml:space="preserve"> </w:t>
       </w:r>
       <w:r>
-        <w:t xml:space="preserve">buah, Merk $PERTANYAAN24 tahun terbaru</w:t>
+        <w:t xml:space="preserve">buah, Merk ${PERTANYAAN24} tahun terbaru</w:t>
       </w:r>
       <w:r>
         <w:t xml:space="preserve"> </w:t>
@@ -105,7 +105,7 @@
           <w:b/>
           <w:bCs/>
         </w:rPr>
-        <w:t xml:space="preserve">$PERTANYAAN25</w:t>
+        <w:t xml:space="preserve">${PERTANYAAN25}</w:t>
       </w:r>
     </w:p>
     <w:p>
@@ -126,13 +126,13 @@
           <w:b/>
           <w:bCs/>
         </w:rPr>
-        <w:t xml:space="preserve">$PERTANYAAN26</w:t>
+        <w:t xml:space="preserve">${PERTANYAAN26}</w:t>
       </w:r>
       <w:r>
         <w:t xml:space="preserve"> </w:t>
       </w:r>
       <w:r>
-        <w:t xml:space="preserve">buah, Merk $PERTANYAAN27 tahun terbaru</w:t>
+        <w:t xml:space="preserve">buah, Merk ${PERTANYAAN27} tahun terbaru</w:t>
       </w:r>
       <w:r>
         <w:t xml:space="preserve"> </w:t>
@@ -142,7 +142,7 @@
           <w:b/>
           <w:bCs/>
         </w:rPr>
-        <w:t xml:space="preserve">$PERTANYAAN28</w:t>
+        <w:t xml:space="preserve">${PERTANYAAN28}</w:t>
       </w:r>
     </w:p>
     <w:p>
@@ -163,7 +163,7 @@
           <w:b/>
           <w:bCs/>
         </w:rPr>
-        <w:t xml:space="preserve">$PERTANYAAN29</w:t>
+        <w:t xml:space="preserve">${PERTANYAAN29}</w:t>
       </w:r>
       <w:r>
         <w:t xml:space="preserve"> </w:t>
@@ -190,7 +190,7 @@
           <w:b/>
           <w:bCs/>
         </w:rPr>
-        <w:t xml:space="preserve">$PERTANYAAN30</w:t>
+        <w:t xml:space="preserve">${PERTANYAAN30}</w:t>
       </w:r>
       <w:r>
         <w:t xml:space="preserve"> </w:t>
@@ -217,7 +217,7 @@
           <w:b/>
           <w:bCs/>
         </w:rPr>
-        <w:t xml:space="preserve">$PERTANYAAN31</w:t>
+        <w:t xml:space="preserve">${PERTANYAAN31}</w:t>
       </w:r>
       <w:r>
         <w:t xml:space="preserve"> </w:t>
@@ -267,7 +267,7 @@
         <w:pStyle w:val="BodyText"/>
       </w:pPr>
       <w:r>
-        <w:t xml:space="preserve">Nama Lengkap Pemohon : $PERTANYAAN1</w:t>
+        <w:t xml:space="preserve">Nama Lengkap Pemohon : ${PERTANYAAN1}</w:t>
       </w:r>
     </w:p>
     <w:p>
@@ -275,7 +275,7 @@
         <w:pStyle w:val="BodyText"/>
       </w:pPr>
       <w:r>
-        <w:t xml:space="preserve">Nomor HP : $PERTANYAAN2</w:t>
+        <w:t xml:space="preserve">Nomor HP : ${PERTANYAAN2}</w:t>
       </w:r>
     </w:p>
     <w:p>
@@ -293,7 +293,7 @@
           <w:b/>
           <w:bCs/>
         </w:rPr>
-        <w:t xml:space="preserve">$NAMA</w:t>
+        <w:t xml:space="preserve">${NAMA}</w:t>
       </w:r>
     </w:p>
     <w:p>
@@ -301,7 +301,7 @@
         <w:pStyle w:val="BodyText"/>
       </w:pPr>
       <w:r>
-        <w:t xml:space="preserve">NIK : $NO_KTP</w:t>
+        <w:t xml:space="preserve">NIK : ${NO_KTP}</w:t>
       </w:r>
     </w:p>
     <w:p>
@@ -309,7 +309,7 @@
         <w:pStyle w:val="BodyText"/>
       </w:pPr>
       <w:r>
-        <w:t xml:space="preserve">Jenis Kelamin : $SEX</w:t>
+        <w:t xml:space="preserve">Jenis Kelamin : ${SEX}</w:t>
       </w:r>
     </w:p>
     <w:p>
@@ -317,7 +317,7 @@
         <w:pStyle w:val="BodyText"/>
       </w:pPr>
       <w:r>
-        <w:t xml:space="preserve">Nomor KK : $NO_KK</w:t>
+        <w:t xml:space="preserve">Nomor KK : ${NO_KK}</w:t>
       </w:r>
     </w:p>
     <w:p>
@@ -325,7 +325,7 @@
         <w:pStyle w:val="BodyText"/>
       </w:pPr>
       <w:r>
-        <w:t xml:space="preserve">Pekerjaan Pasien : $PEKERJAAN</w:t>
+        <w:t xml:space="preserve">Pekerjaan Pasien : ${PEKERJAAN}</w:t>
       </w:r>
     </w:p>
     <w:p>
@@ -333,7 +333,7 @@
         <w:pStyle w:val="BodyText"/>
       </w:pPr>
       <w:r>
-        <w:t xml:space="preserve">Penghasilan Perbulan : ±Rp $PERTANYAAN3</w:t>
+        <w:t xml:space="preserve">Penghasilan Perbulan : ±Rp ${PERTANYAAN3}</w:t>
       </w:r>
     </w:p>
     <w:p>
@@ -341,7 +341,7 @@
         <w:pStyle w:val="BodyText"/>
       </w:pPr>
       <w:r>
-        <w:t xml:space="preserve">Nama Ayah (jika pasien anak) : $PERTANYAAN4</w:t>
+        <w:t xml:space="preserve">Nama Ayah (jika pasien anak) : ${PERTANYAAN4}</w:t>
       </w:r>
     </w:p>
     <w:p>
@@ -349,7 +349,7 @@
         <w:pStyle w:val="BodyText"/>
       </w:pPr>
       <w:r>
-        <w:t xml:space="preserve">Pekerjaan Ayah : $PERTANYAAN5</w:t>
+        <w:t xml:space="preserve">Pekerjaan Ayah : ${PERTANYAAN5}</w:t>
       </w:r>
     </w:p>
     <w:p>
@@ -357,7 +357,7 @@
         <w:pStyle w:val="BodyText"/>
       </w:pPr>
       <w:r>
-        <w:t xml:space="preserve">Penghasilan Perbulan : ±Rp $PERTANYAAN6</w:t>
+        <w:t xml:space="preserve">Penghasilan Perbulan : ±Rp ${PERTANYAAN6}</w:t>
       </w:r>
     </w:p>
     <w:p>
@@ -365,7 +365,7 @@
         <w:pStyle w:val="BodyText"/>
       </w:pPr>
       <w:r>
-        <w:t xml:space="preserve">Nama Ibu (jika pasien anak) : $PERTANYAAN7</w:t>
+        <w:t xml:space="preserve">Nama Ibu (jika pasien anak) : ${PERTANYAAN7}</w:t>
       </w:r>
     </w:p>
     <w:p>
@@ -373,7 +373,7 @@
         <w:pStyle w:val="BodyText"/>
       </w:pPr>
       <w:r>
-        <w:t xml:space="preserve">Pekerjaan Ibu : $PERTANYAAN8</w:t>
+        <w:t xml:space="preserve">Pekerjaan Ibu : ${PERTANYAAN8}</w:t>
       </w:r>
     </w:p>
     <w:p>
@@ -381,7 +381,7 @@
         <w:pStyle w:val="BodyText"/>
       </w:pPr>
       <w:r>
-        <w:t xml:space="preserve">Penghasilan Perbulan : ±Rp $PERTANYAAN9</w:t>
+        <w:t xml:space="preserve">Penghasilan Perbulan : ±Rp ${PERTANYAAN9}</w:t>
       </w:r>
     </w:p>
     <w:p>
@@ -389,7 +389,7 @@
         <w:pStyle w:val="BodyText"/>
       </w:pPr>
       <w:r>
-        <w:t xml:space="preserve">Diagnosa Pasien : $PERTANYAAN10</w:t>
+        <w:t xml:space="preserve">Diagnosa Pasien : ${PERTANYAAN10}</w:t>
       </w:r>
     </w:p>
     <w:p>
@@ -397,7 +397,7 @@
         <w:pStyle w:val="BodyText"/>
       </w:pPr>
       <w:r>
-        <w:t xml:space="preserve">Jenis Perawatan : $PERTANYAAN11</w:t>
+        <w:t xml:space="preserve">Jenis Perawatan : ${PERTANYAAN11}</w:t>
       </w:r>
     </w:p>
     <w:p>
@@ -405,7 +405,7 @@
         <w:pStyle w:val="BodyText"/>
       </w:pPr>
       <w:r>
-        <w:t xml:space="preserve">Nama Rumah Sakit : $PERTANYAAN12</w:t>
+        <w:t xml:space="preserve">Nama Rumah Sakit : ${PERTANYAAN12}</w:t>
       </w:r>
     </w:p>
     <w:p>
@@ -555,7 +555,7 @@
                 <w:b/>
                 <w:bCs/>
               </w:rPr>
-              <w:t xml:space="preserve">$PERTANYAAN13</w:t>
+              <w:t xml:space="preserve">${PERTANYAAN13}</w:t>
             </w:r>
             <w:r>
               <w:t xml:space="preserve"> </w:t>
@@ -608,7 +608,7 @@
                 <w:b/>
                 <w:bCs/>
               </w:rPr>
-              <w:t xml:space="preserve">$PERTANYAAN14</w:t>
+              <w:t xml:space="preserve">${PERTANYAAN14}</w:t>
             </w:r>
             <w:r>
               <w:t xml:space="preserve"> </w:t>
@@ -657,7 +657,7 @@
               <w:pStyle w:val="BodyText"/>
             </w:pPr>
             <w:r>
-              <w:t xml:space="preserve">$PERTANYAAN15</w:t>
+              <w:t xml:space="preserve">${PERTANYAAN15}</w:t>
             </w:r>
           </w:p>
         </w:tc>
@@ -700,7 +700,7 @@
               <w:pStyle w:val="BodyText"/>
             </w:pPr>
             <w:r>
-              <w:t xml:space="preserve">$PERTANYAAN16</w:t>
+              <w:t xml:space="preserve">${PERTANYAAN16}</w:t>
             </w:r>
           </w:p>
         </w:tc>
@@ -747,7 +747,7 @@
                 <w:b/>
                 <w:bCs/>
               </w:rPr>
-              <w:t xml:space="preserve">$PERTANYAAN17</w:t>
+              <w:t xml:space="preserve">${PERTANYAAN17}</w:t>
             </w:r>
             <w:r>
               <w:t xml:space="preserve"> </w:t>
@@ -796,7 +796,7 @@
               <w:pStyle w:val="BodyText"/>
             </w:pPr>
             <w:r>
-              <w:t xml:space="preserve">$PERTANYAAN18</w:t>
+              <w:t xml:space="preserve">${PERTANYAAN18}</w:t>
             </w:r>
           </w:p>
         </w:tc>
@@ -839,7 +839,7 @@
               <w:pStyle w:val="BodyText"/>
             </w:pPr>
             <w:r>
-              <w:t xml:space="preserve">$PERTANYAAN19</w:t>
+              <w:t xml:space="preserve">${PERTANYAAN19}</w:t>
             </w:r>
           </w:p>
         </w:tc>
@@ -882,7 +882,7 @@
               <w:pStyle w:val="BodyText"/>
             </w:pPr>
             <w:r>
-              <w:t xml:space="preserve">$PERTANYAAN20</w:t>
+              <w:t xml:space="preserve">${PERTANYAAN20}</w:t>
             </w:r>
           </w:p>
         </w:tc>
@@ -935,7 +935,7 @@
                 <w:b/>
                 <w:bCs/>
               </w:rPr>
-              <w:t xml:space="preserve">$PERTANYAAN32</w:t>
+              <w:t xml:space="preserve">${PERTANYAAN32}</w:t>
             </w:r>
             <w:r>
               <w:t xml:space="preserve"> </w:t>
@@ -966,7 +966,7 @@
                 <w:b/>
                 <w:bCs/>
               </w:rPr>
-              <w:t xml:space="preserve">$PERTANYAAN33</w:t>
+              <w:t xml:space="preserve">${PERTANYAAN33}</w:t>
             </w:r>
             <w:r>
               <w:t xml:space="preserve"> </w:t>
@@ -990,7 +990,7 @@
                 <w:b/>
                 <w:bCs/>
               </w:rPr>
-              <w:t xml:space="preserve">$PERTANYAAN34</w:t>
+              <w:t xml:space="preserve">${PERTANYAAN34}</w:t>
             </w:r>
             <w:r>
               <w:t xml:space="preserve"> </w:t>
@@ -1083,7 +1083,7 @@
                 <w:b/>
                 <w:bCs/>
               </w:rPr>
-              <w:t xml:space="preserve">$PERTANYAAN35</w:t>
+              <w:t xml:space="preserve">${PERTANYAAN35}</w:t>
             </w:r>
             <w:r>
               <w:t xml:space="preserve"> </w:t>
@@ -1107,7 +1107,7 @@
                 <w:b/>
                 <w:bCs/>
               </w:rPr>
-              <w:t xml:space="preserve">$PERTANYAAN36</w:t>
+              <w:t xml:space="preserve">${PERTANYAAN36}</w:t>
             </w:r>
             <w:r>
               <w:rPr>
@@ -1142,7 +1142,7 @@
                 <w:b/>
                 <w:bCs/>
               </w:rPr>
-              <w:t xml:space="preserve">$PERTANYAAN37</w:t>
+              <w:t xml:space="preserve">${PERTANYAAN37}</w:t>
             </w:r>
             <w:r>
               <w:t xml:space="preserve"> </w:t>
@@ -1235,7 +1235,7 @@
                 <w:b/>
                 <w:bCs/>
               </w:rPr>
-              <w:t xml:space="preserve">$PERTANYAAN38</w:t>
+              <w:t xml:space="preserve">${PERTANYAAN38}</w:t>
             </w:r>
             <w:r>
               <w:t xml:space="preserve"> </w:t>
@@ -1262,7 +1262,7 @@
                 <w:b/>
                 <w:bCs/>
               </w:rPr>
-              <w:t xml:space="preserve">$PERTANYAAN41</w:t>
+              <w:t xml:space="preserve">${PERTANYAAN41}</w:t>
             </w:r>
             <w:r>
               <w:t xml:space="preserve"> </w:t>
@@ -1341,7 +1341,7 @@
                 <w:b/>
                 <w:bCs/>
               </w:rPr>
-              <w:t xml:space="preserve">$PERTANYAAN39</w:t>
+              <w:t xml:space="preserve">${PERTANYAAN39}</w:t>
             </w:r>
             <w:r>
               <w:rPr>
@@ -1375,7 +1375,7 @@
                 <w:b/>
                 <w:bCs/>
               </w:rPr>
-              <w:t xml:space="preserve">$PERTANYAAN42</w:t>
+              <w:t xml:space="preserve">${PERTANYAAN42}</w:t>
             </w:r>
             <w:r>
               <w:t xml:space="preserve"> </w:t>
@@ -1454,7 +1454,7 @@
                 <w:b/>
                 <w:bCs/>
               </w:rPr>
-              <w:t xml:space="preserve">$PERTANYAAN40</w:t>
+              <w:t xml:space="preserve">${PERTANYAAN40}</w:t>
             </w:r>
             <w:r>
               <w:t xml:space="preserve"> </w:t>
@@ -1481,7 +1481,7 @@
                 <w:b/>
                 <w:bCs/>
               </w:rPr>
-              <w:t xml:space="preserve">$PERTANYAAN43</w:t>
+              <w:t xml:space="preserve">${PERTANYAAN43}</w:t>
             </w:r>
             <w:r>
               <w:t xml:space="preserve"> </w:t>
@@ -1544,7 +1544,7 @@
         <w:pStyle w:val="BodyText"/>
       </w:pPr>
       <w:r>
-        <w:t xml:space="preserve">$PERTANYAAN44</w:t>
+        <w:t xml:space="preserve">${PERTANYAAN44}</w:t>
       </w:r>
     </w:p>
     <w:p>
@@ -1552,7 +1552,7 @@
         <w:pStyle w:val="BodyText"/>
       </w:pPr>
       <w:r>
-        <w:t xml:space="preserve">$NAMA_DES, $TGL_SURAT</w:t>
+        <w:t xml:space="preserve">${NAMA_DES}, ${TGL_SURAT}</w:t>
       </w:r>
     </w:p>
     <w:p>
@@ -1560,7 +1560,7 @@
         <w:pStyle w:val="BodyText"/>
       </w:pPr>
       <w:r>
-        <w:t xml:space="preserve">Pemohon $JABATAN,</w:t>
+        <w:t xml:space="preserve">Pemohon ${JABATAN},</w:t>
       </w:r>
     </w:p>
     <w:p>
@@ -1568,7 +1568,7 @@
         <w:pStyle w:val="BodyText"/>
       </w:pPr>
       <w:r>
-        <w:t xml:space="preserve">$PERTANYAAN1 $NAMA_PAMONG</w:t>
+        <w:t xml:space="preserve">${PERTANYAAN1} ${NAMA_PAMONG}</w:t>
       </w:r>
     </w:p>
     <w:sectPr>
